--- a/public/files/transaction-statement/transaction-statement.docx
+++ b/public/files/transaction-statement/transaction-statement.docx
@@ -4,7 +4,7 @@
   <w:body>
     <w:p>
       <w:pPr>
-        <w:spacing w:after="40" w:before="0" w:line="312" w:lineRule="auto"/>
+        <w:spacing w:after="43" w:before="0" w:line="312" w:lineRule="auto"/>
         <w:jc w:val="center"/>
       </w:pPr>
       <w:r>
@@ -19,7 +19,7 @@
     </w:p>
     <w:p>
       <w:pPr>
-        <w:spacing w:after="100" w:before="0" w:line="312" w:lineRule="auto"/>
+        <w:spacing w:after="107" w:before="0" w:line="312" w:lineRule="auto"/>
         <w:jc w:val="left"/>
         <w:pBdr>
           <w:bottom w:val="single" w:sz="14" w:space="2" w:color="24384F"/>
@@ -51,7 +51,7 @@
       </w:tblGrid>
       <w:tr>
         <w:trPr>
-          <w:trHeight w:val="453" w:hRule="atLeast"/>
+          <w:trHeight w:val="486" w:hRule="atLeast"/>
         </w:trPr>
         <w:tc>
           <w:tcPr>
@@ -222,7 +222,7 @@
     </w:tbl>
     <w:p>
       <w:pPr>
-        <w:spacing w:after="40" w:before="0" w:line="312" w:lineRule="auto"/>
+        <w:spacing w:after="43" w:before="0" w:line="312" w:lineRule="auto"/>
         <w:jc w:val="left"/>
       </w:pPr>
       <w:r>
@@ -235,7 +235,7 @@
     </w:p>
     <w:p>
       <w:pPr>
-        <w:spacing w:after="40" w:before="80" w:line="312" w:lineRule="auto"/>
+        <w:spacing w:after="43" w:before="86" w:line="312" w:lineRule="auto"/>
         <w:jc w:val="left"/>
         <w:pBdr>
           <w:bottom w:val="single" w:sz="6" w:space="2" w:color="C9D2DD"/>
@@ -277,7 +277,7 @@
       </w:tblGrid>
       <w:tr>
         <w:trPr>
-          <w:trHeight w:val="453" w:hRule="atLeast"/>
+          <w:trHeight w:val="486" w:hRule="atLeast"/>
         </w:trPr>
         <w:tc>
           <w:tcPr>
@@ -419,7 +419,7 @@
       </w:tr>
       <w:tr>
         <w:trPr>
-          <w:trHeight w:val="453" w:hRule="atLeast"/>
+          <w:trHeight w:val="486" w:hRule="atLeast"/>
         </w:trPr>
         <w:tc>
           <w:tcPr>
@@ -561,7 +561,7 @@
     </w:tbl>
     <w:p>
       <w:pPr>
-        <w:spacing w:after="40" w:before="0" w:line="312" w:lineRule="auto"/>
+        <w:spacing w:after="43" w:before="0" w:line="312" w:lineRule="auto"/>
         <w:jc w:val="left"/>
       </w:pPr>
       <w:r>
@@ -574,7 +574,7 @@
     </w:p>
     <w:p>
       <w:pPr>
-        <w:spacing w:after="40" w:before="80" w:line="312" w:lineRule="auto"/>
+        <w:spacing w:after="43" w:before="86" w:line="312" w:lineRule="auto"/>
         <w:jc w:val="left"/>
         <w:pBdr>
           <w:bottom w:val="single" w:sz="6" w:space="2" w:color="C9D2DD"/>
@@ -616,7 +616,7 @@
       </w:tblGrid>
       <w:tr>
         <w:trPr>
-          <w:trHeight w:val="453" w:hRule="atLeast"/>
+          <w:trHeight w:val="486" w:hRule="atLeast"/>
         </w:trPr>
         <w:tc>
           <w:tcPr>
@@ -758,7 +758,7 @@
       </w:tr>
       <w:tr>
         <w:trPr>
-          <w:trHeight w:val="453" w:hRule="atLeast"/>
+          <w:trHeight w:val="486" w:hRule="atLeast"/>
         </w:trPr>
         <w:tc>
           <w:tcPr>
@@ -900,7 +900,7 @@
     </w:tbl>
     <w:p>
       <w:pPr>
-        <w:spacing w:after="40" w:before="0" w:line="312" w:lineRule="auto"/>
+        <w:spacing w:after="43" w:before="0" w:line="312" w:lineRule="auto"/>
         <w:jc w:val="left"/>
       </w:pPr>
       <w:r>
@@ -913,7 +913,7 @@
     </w:p>
     <w:p>
       <w:pPr>
-        <w:spacing w:after="40" w:before="80" w:line="312" w:lineRule="auto"/>
+        <w:spacing w:after="43" w:before="86" w:line="312" w:lineRule="auto"/>
         <w:jc w:val="left"/>
         <w:pBdr>
           <w:bottom w:val="single" w:sz="6" w:space="2" w:color="C9D2DD"/>
@@ -958,7 +958,7 @@
       </w:tblGrid>
       <w:tr>
         <w:trPr>
-          <w:trHeight w:val="453" w:hRule="atLeast"/>
+          <w:trHeight w:val="486" w:hRule="atLeast"/>
         </w:trPr>
         <w:tc>
           <w:tcPr>
@@ -1195,7 +1195,7 @@
       </w:tr>
       <w:tr>
         <w:trPr>
-          <w:trHeight w:val="453" w:hRule="atLeast"/>
+          <w:trHeight w:val="486" w:hRule="atLeast"/>
         </w:trPr>
         <w:tc>
           <w:tcPr>
@@ -1211,7 +1211,7 @@
           <w:p>
             <w:pPr>
               <w:spacing w:after="0" w:line="312" w:lineRule="auto"/>
-              <w:jc w:val="left"/>
+              <w:jc w:val="center"/>
             </w:pPr>
             <w:r/>
             <w:r>
@@ -1237,7 +1237,7 @@
           <w:p>
             <w:pPr>
               <w:spacing w:after="0" w:line="312" w:lineRule="auto"/>
-              <w:jc w:val="left"/>
+              <w:jc w:val="center"/>
             </w:pPr>
             <w:r/>
             <w:r>
@@ -1263,7 +1263,7 @@
           <w:p>
             <w:pPr>
               <w:spacing w:after="0" w:line="312" w:lineRule="auto"/>
-              <w:jc w:val="left"/>
+              <w:jc w:val="center"/>
             </w:pPr>
             <w:r/>
             <w:r>
@@ -1289,7 +1289,7 @@
           <w:p>
             <w:pPr>
               <w:spacing w:after="0" w:line="312" w:lineRule="auto"/>
-              <w:jc w:val="left"/>
+              <w:jc w:val="center"/>
             </w:pPr>
             <w:r/>
             <w:r>
@@ -1315,7 +1315,7 @@
           <w:p>
             <w:pPr>
               <w:spacing w:after="0" w:line="312" w:lineRule="auto"/>
-              <w:jc w:val="left"/>
+              <w:jc w:val="center"/>
             </w:pPr>
             <w:r/>
             <w:r>
@@ -1341,7 +1341,7 @@
           <w:p>
             <w:pPr>
               <w:spacing w:after="0" w:line="312" w:lineRule="auto"/>
-              <w:jc w:val="left"/>
+              <w:jc w:val="center"/>
             </w:pPr>
             <w:r/>
             <w:r>
@@ -1367,7 +1367,7 @@
           <w:p>
             <w:pPr>
               <w:spacing w:after="0" w:line="312" w:lineRule="auto"/>
-              <w:jc w:val="left"/>
+              <w:jc w:val="center"/>
             </w:pPr>
             <w:r/>
             <w:r>
@@ -1393,7 +1393,7 @@
           <w:p>
             <w:pPr>
               <w:spacing w:after="0" w:line="312" w:lineRule="auto"/>
-              <w:jc w:val="left"/>
+              <w:jc w:val="center"/>
             </w:pPr>
             <w:r/>
             <w:r>
@@ -1408,7 +1408,7 @@
       </w:tr>
       <w:tr>
         <w:trPr>
-          <w:trHeight w:val="453" w:hRule="atLeast"/>
+          <w:trHeight w:val="486" w:hRule="atLeast"/>
         </w:trPr>
         <w:tc>
           <w:tcPr>
@@ -1424,7 +1424,7 @@
           <w:p>
             <w:pPr>
               <w:spacing w:after="0" w:line="312" w:lineRule="auto"/>
-              <w:jc w:val="left"/>
+              <w:jc w:val="center"/>
             </w:pPr>
             <w:r/>
             <w:r>
@@ -1450,7 +1450,7 @@
           <w:p>
             <w:pPr>
               <w:spacing w:after="0" w:line="312" w:lineRule="auto"/>
-              <w:jc w:val="left"/>
+              <w:jc w:val="center"/>
             </w:pPr>
             <w:r/>
             <w:r>
@@ -1476,7 +1476,7 @@
           <w:p>
             <w:pPr>
               <w:spacing w:after="0" w:line="312" w:lineRule="auto"/>
-              <w:jc w:val="left"/>
+              <w:jc w:val="center"/>
             </w:pPr>
             <w:r/>
             <w:r>
@@ -1502,7 +1502,7 @@
           <w:p>
             <w:pPr>
               <w:spacing w:after="0" w:line="312" w:lineRule="auto"/>
-              <w:jc w:val="left"/>
+              <w:jc w:val="center"/>
             </w:pPr>
             <w:r/>
             <w:r>
@@ -1528,7 +1528,7 @@
           <w:p>
             <w:pPr>
               <w:spacing w:after="0" w:line="312" w:lineRule="auto"/>
-              <w:jc w:val="left"/>
+              <w:jc w:val="center"/>
             </w:pPr>
             <w:r/>
             <w:r>
@@ -1554,7 +1554,7 @@
           <w:p>
             <w:pPr>
               <w:spacing w:after="0" w:line="312" w:lineRule="auto"/>
-              <w:jc w:val="left"/>
+              <w:jc w:val="center"/>
             </w:pPr>
             <w:r/>
             <w:r>
@@ -1580,7 +1580,7 @@
           <w:p>
             <w:pPr>
               <w:spacing w:after="0" w:line="312" w:lineRule="auto"/>
-              <w:jc w:val="left"/>
+              <w:jc w:val="center"/>
             </w:pPr>
             <w:r/>
             <w:r>
@@ -1606,7 +1606,7 @@
           <w:p>
             <w:pPr>
               <w:spacing w:after="0" w:line="312" w:lineRule="auto"/>
-              <w:jc w:val="left"/>
+              <w:jc w:val="center"/>
             </w:pPr>
             <w:r/>
             <w:r>
@@ -1621,7 +1621,7 @@
       </w:tr>
       <w:tr>
         <w:trPr>
-          <w:trHeight w:val="453" w:hRule="atLeast"/>
+          <w:trHeight w:val="486" w:hRule="atLeast"/>
         </w:trPr>
         <w:tc>
           <w:tcPr>
@@ -1637,7 +1637,7 @@
           <w:p>
             <w:pPr>
               <w:spacing w:after="0" w:line="312" w:lineRule="auto"/>
-              <w:jc w:val="left"/>
+              <w:jc w:val="center"/>
             </w:pPr>
             <w:r/>
             <w:r>
@@ -1663,7 +1663,7 @@
           <w:p>
             <w:pPr>
               <w:spacing w:after="0" w:line="312" w:lineRule="auto"/>
-              <w:jc w:val="left"/>
+              <w:jc w:val="center"/>
             </w:pPr>
             <w:r/>
             <w:r>
@@ -1689,7 +1689,7 @@
           <w:p>
             <w:pPr>
               <w:spacing w:after="0" w:line="312" w:lineRule="auto"/>
-              <w:jc w:val="left"/>
+              <w:jc w:val="center"/>
             </w:pPr>
             <w:r/>
             <w:r>
@@ -1715,7 +1715,7 @@
           <w:p>
             <w:pPr>
               <w:spacing w:after="0" w:line="312" w:lineRule="auto"/>
-              <w:jc w:val="left"/>
+              <w:jc w:val="center"/>
             </w:pPr>
             <w:r/>
             <w:r>
@@ -1741,7 +1741,7 @@
           <w:p>
             <w:pPr>
               <w:spacing w:after="0" w:line="312" w:lineRule="auto"/>
-              <w:jc w:val="left"/>
+              <w:jc w:val="center"/>
             </w:pPr>
             <w:r/>
             <w:r>
@@ -1767,7 +1767,7 @@
           <w:p>
             <w:pPr>
               <w:spacing w:after="0" w:line="312" w:lineRule="auto"/>
-              <w:jc w:val="left"/>
+              <w:jc w:val="center"/>
             </w:pPr>
             <w:r/>
             <w:r>
@@ -1793,7 +1793,7 @@
           <w:p>
             <w:pPr>
               <w:spacing w:after="0" w:line="312" w:lineRule="auto"/>
-              <w:jc w:val="left"/>
+              <w:jc w:val="center"/>
             </w:pPr>
             <w:r/>
             <w:r>
@@ -1819,7 +1819,7 @@
           <w:p>
             <w:pPr>
               <w:spacing w:after="0" w:line="312" w:lineRule="auto"/>
-              <w:jc w:val="left"/>
+              <w:jc w:val="center"/>
             </w:pPr>
             <w:r/>
             <w:r>
@@ -1834,7 +1834,7 @@
       </w:tr>
       <w:tr>
         <w:trPr>
-          <w:trHeight w:val="453" w:hRule="atLeast"/>
+          <w:trHeight w:val="486" w:hRule="atLeast"/>
         </w:trPr>
         <w:tc>
           <w:tcPr>
@@ -1850,7 +1850,7 @@
           <w:p>
             <w:pPr>
               <w:spacing w:after="0" w:line="312" w:lineRule="auto"/>
-              <w:jc w:val="left"/>
+              <w:jc w:val="center"/>
             </w:pPr>
             <w:r/>
             <w:r>
@@ -1876,7 +1876,7 @@
           <w:p>
             <w:pPr>
               <w:spacing w:after="0" w:line="312" w:lineRule="auto"/>
-              <w:jc w:val="left"/>
+              <w:jc w:val="center"/>
             </w:pPr>
             <w:r/>
             <w:r>
@@ -1902,7 +1902,7 @@
           <w:p>
             <w:pPr>
               <w:spacing w:after="0" w:line="312" w:lineRule="auto"/>
-              <w:jc w:val="left"/>
+              <w:jc w:val="center"/>
             </w:pPr>
             <w:r/>
             <w:r>
@@ -1928,7 +1928,7 @@
           <w:p>
             <w:pPr>
               <w:spacing w:after="0" w:line="312" w:lineRule="auto"/>
-              <w:jc w:val="left"/>
+              <w:jc w:val="center"/>
             </w:pPr>
             <w:r/>
             <w:r>
@@ -1954,7 +1954,7 @@
           <w:p>
             <w:pPr>
               <w:spacing w:after="0" w:line="312" w:lineRule="auto"/>
-              <w:jc w:val="left"/>
+              <w:jc w:val="center"/>
             </w:pPr>
             <w:r/>
             <w:r>
@@ -1980,7 +1980,7 @@
           <w:p>
             <w:pPr>
               <w:spacing w:after="0" w:line="312" w:lineRule="auto"/>
-              <w:jc w:val="left"/>
+              <w:jc w:val="center"/>
             </w:pPr>
             <w:r/>
             <w:r>
@@ -2006,7 +2006,7 @@
           <w:p>
             <w:pPr>
               <w:spacing w:after="0" w:line="312" w:lineRule="auto"/>
-              <w:jc w:val="left"/>
+              <w:jc w:val="center"/>
             </w:pPr>
             <w:r/>
             <w:r>
@@ -2032,7 +2032,7 @@
           <w:p>
             <w:pPr>
               <w:spacing w:after="0" w:line="312" w:lineRule="auto"/>
-              <w:jc w:val="left"/>
+              <w:jc w:val="center"/>
             </w:pPr>
             <w:r/>
             <w:r>
@@ -2047,7 +2047,7 @@
       </w:tr>
       <w:tr>
         <w:trPr>
-          <w:trHeight w:val="453" w:hRule="atLeast"/>
+          <w:trHeight w:val="486" w:hRule="atLeast"/>
         </w:trPr>
         <w:tc>
           <w:tcPr>
@@ -2063,7 +2063,7 @@
           <w:p>
             <w:pPr>
               <w:spacing w:after="0" w:line="312" w:lineRule="auto"/>
-              <w:jc w:val="left"/>
+              <w:jc w:val="center"/>
             </w:pPr>
             <w:r/>
             <w:r>
@@ -2089,7 +2089,7 @@
           <w:p>
             <w:pPr>
               <w:spacing w:after="0" w:line="312" w:lineRule="auto"/>
-              <w:jc w:val="left"/>
+              <w:jc w:val="center"/>
             </w:pPr>
             <w:r/>
             <w:r>
@@ -2115,7 +2115,7 @@
           <w:p>
             <w:pPr>
               <w:spacing w:after="0" w:line="312" w:lineRule="auto"/>
-              <w:jc w:val="left"/>
+              <w:jc w:val="center"/>
             </w:pPr>
             <w:r/>
             <w:r>
@@ -2141,7 +2141,7 @@
           <w:p>
             <w:pPr>
               <w:spacing w:after="0" w:line="312" w:lineRule="auto"/>
-              <w:jc w:val="left"/>
+              <w:jc w:val="center"/>
             </w:pPr>
             <w:r/>
             <w:r>
@@ -2167,7 +2167,7 @@
           <w:p>
             <w:pPr>
               <w:spacing w:after="0" w:line="312" w:lineRule="auto"/>
-              <w:jc w:val="left"/>
+              <w:jc w:val="center"/>
             </w:pPr>
             <w:r/>
             <w:r>
@@ -2193,7 +2193,7 @@
           <w:p>
             <w:pPr>
               <w:spacing w:after="0" w:line="312" w:lineRule="auto"/>
-              <w:jc w:val="left"/>
+              <w:jc w:val="center"/>
             </w:pPr>
             <w:r/>
             <w:r>
@@ -2219,7 +2219,7 @@
           <w:p>
             <w:pPr>
               <w:spacing w:after="0" w:line="312" w:lineRule="auto"/>
-              <w:jc w:val="left"/>
+              <w:jc w:val="center"/>
             </w:pPr>
             <w:r/>
             <w:r>
@@ -2245,7 +2245,7 @@
           <w:p>
             <w:pPr>
               <w:spacing w:after="0" w:line="312" w:lineRule="auto"/>
-              <w:jc w:val="left"/>
+              <w:jc w:val="center"/>
             </w:pPr>
             <w:r/>
             <w:r>
@@ -2260,7 +2260,7 @@
       </w:tr>
       <w:tr>
         <w:trPr>
-          <w:trHeight w:val="453" w:hRule="atLeast"/>
+          <w:trHeight w:val="486" w:hRule="atLeast"/>
         </w:trPr>
         <w:tc>
           <w:tcPr>
@@ -2276,7 +2276,7 @@
           <w:p>
             <w:pPr>
               <w:spacing w:after="0" w:line="312" w:lineRule="auto"/>
-              <w:jc w:val="left"/>
+              <w:jc w:val="center"/>
             </w:pPr>
             <w:r/>
             <w:r>
@@ -2302,7 +2302,7 @@
           <w:p>
             <w:pPr>
               <w:spacing w:after="0" w:line="312" w:lineRule="auto"/>
-              <w:jc w:val="left"/>
+              <w:jc w:val="center"/>
             </w:pPr>
             <w:r/>
             <w:r>
@@ -2328,7 +2328,7 @@
           <w:p>
             <w:pPr>
               <w:spacing w:after="0" w:line="312" w:lineRule="auto"/>
-              <w:jc w:val="left"/>
+              <w:jc w:val="center"/>
             </w:pPr>
             <w:r/>
             <w:r>
@@ -2354,7 +2354,7 @@
           <w:p>
             <w:pPr>
               <w:spacing w:after="0" w:line="312" w:lineRule="auto"/>
-              <w:jc w:val="left"/>
+              <w:jc w:val="center"/>
             </w:pPr>
             <w:r/>
             <w:r>
@@ -2380,7 +2380,7 @@
           <w:p>
             <w:pPr>
               <w:spacing w:after="0" w:line="312" w:lineRule="auto"/>
-              <w:jc w:val="left"/>
+              <w:jc w:val="center"/>
             </w:pPr>
             <w:r/>
             <w:r>
@@ -2406,7 +2406,7 @@
           <w:p>
             <w:pPr>
               <w:spacing w:after="0" w:line="312" w:lineRule="auto"/>
-              <w:jc w:val="left"/>
+              <w:jc w:val="center"/>
             </w:pPr>
             <w:r/>
             <w:r>
@@ -2432,7 +2432,7 @@
           <w:p>
             <w:pPr>
               <w:spacing w:after="0" w:line="312" w:lineRule="auto"/>
-              <w:jc w:val="left"/>
+              <w:jc w:val="center"/>
             </w:pPr>
             <w:r/>
             <w:r>
@@ -2458,7 +2458,7 @@
           <w:p>
             <w:pPr>
               <w:spacing w:after="0" w:line="312" w:lineRule="auto"/>
-              <w:jc w:val="left"/>
+              <w:jc w:val="center"/>
             </w:pPr>
             <w:r/>
             <w:r>
@@ -2474,7 +2474,7 @@
     </w:tbl>
     <w:p>
       <w:pPr>
-        <w:spacing w:after="40" w:before="0" w:line="312" w:lineRule="auto"/>
+        <w:spacing w:after="43" w:before="0" w:line="312" w:lineRule="auto"/>
         <w:jc w:val="left"/>
       </w:pPr>
       <w:r>
@@ -2501,7 +2501,7 @@
       </w:tblGrid>
       <w:tr>
         <w:trPr>
-          <w:trHeight w:val="453" w:hRule="atLeast"/>
+          <w:trHeight w:val="486" w:hRule="atLeast"/>
         </w:trPr>
         <w:tc>
           <w:tcPr>
@@ -2616,7 +2616,7 @@
       </w:tr>
       <w:tr>
         <w:trPr>
-          <w:trHeight w:val="453" w:hRule="atLeast"/>
+          <w:trHeight w:val="486" w:hRule="atLeast"/>
         </w:trPr>
         <w:tc>
           <w:tcPr>
@@ -2732,7 +2732,7 @@
     </w:tbl>
     <w:p>
       <w:pPr>
-        <w:spacing w:after="40" w:before="0" w:line="312" w:lineRule="auto"/>
+        <w:spacing w:after="43" w:before="0" w:line="312" w:lineRule="auto"/>
         <w:jc w:val="left"/>
       </w:pPr>
       <w:r>
@@ -2745,7 +2745,7 @@
     </w:p>
     <w:p>
       <w:pPr>
-        <w:spacing w:after="40" w:before="80" w:line="312" w:lineRule="auto"/>
+        <w:spacing w:after="43" w:before="86" w:line="312" w:lineRule="auto"/>
         <w:jc w:val="left"/>
         <w:pBdr>
           <w:bottom w:val="single" w:sz="6" w:space="2" w:color="C9D2DD"/>
@@ -2787,7 +2787,7 @@
       </w:tblGrid>
       <w:tr>
         <w:trPr>
-          <w:trHeight w:val="453" w:hRule="atLeast"/>
+          <w:trHeight w:val="486" w:hRule="atLeast"/>
         </w:trPr>
         <w:tc>
           <w:tcPr>
@@ -2930,7 +2930,7 @@
     </w:tbl>
     <w:p>
       <w:pPr>
-        <w:spacing w:after="40" w:before="0" w:line="312" w:lineRule="auto"/>
+        <w:spacing w:after="43" w:before="0" w:line="312" w:lineRule="auto"/>
         <w:jc w:val="left"/>
       </w:pPr>
       <w:r>
@@ -2943,7 +2943,7 @@
     </w:p>
     <w:p>
       <w:pPr>
-        <w:spacing w:after="40" w:before="0" w:line="312" w:lineRule="auto"/>
+        <w:spacing w:after="43" w:before="0" w:line="312" w:lineRule="auto"/>
         <w:jc w:val="center"/>
       </w:pPr>
       <w:r>
@@ -2957,7 +2957,7 @@
     </w:p>
     <w:p>
       <w:pPr>
-        <w:spacing w:after="80" w:before="80" w:line="312" w:lineRule="auto"/>
+        <w:spacing w:after="86" w:before="86" w:line="312" w:lineRule="auto"/>
         <w:jc w:val="center"/>
       </w:pPr>
       <w:r>
@@ -2971,7 +2971,7 @@
     </w:p>
     <w:p>
       <w:pPr>
-        <w:spacing w:after="0" w:before="60" w:line="312" w:lineRule="auto"/>
+        <w:spacing w:after="0" w:before="64" w:line="312" w:lineRule="auto"/>
         <w:jc w:val="left"/>
       </w:pPr>
       <w:r>
